--- a/sample-output/big500-custom.docx
+++ b/sample-output/big500-custom.docx
@@ -426,6 +426,7 @@
         <w:tc>
           <w:tcPr>
             <w:tcW w:type="dxa" w:w="1474"/>
+            <w:vMerge w:val="restart"/>
             <w:shd w:color="auto" w:val="clear" w:fill="F8FBFF"/>
           </w:tcPr>
           <w:p>
@@ -447,6 +448,7 @@
         <w:tc>
           <w:tcPr>
             <w:tcW w:type="dxa" w:w="1474"/>
+            <w:vMerge w:val="restart"/>
             <w:shd w:color="auto" w:val="clear" w:fill="F8FBFF"/>
           </w:tcPr>
           <w:p>
@@ -575,7 +577,139 @@
         <w:tc>
           <w:tcPr>
             <w:tcW w:type="dxa" w:w="1474"/>
-            <w:shd w:color="auto" w:val="clear" w:fill="FFFFFF"/>
+            <w:vMerge w:val="continue"/>
+            <w:shd w:color="auto" w:val="clear" w:fill="FFFFFF"/>
+          </w:tcPr>
+          <w:p>
+            <w:pPr>
+              <w:spacing w:after="0"/>
+            </w:pPr>
+          </w:p>
+        </w:tc>
+        <w:tc>
+          <w:tcPr>
+            <w:tcW w:type="dxa" w:w="1474"/>
+            <w:vMerge w:val="continue"/>
+            <w:shd w:color="auto" w:val="clear" w:fill="FFFFFF"/>
+          </w:tcPr>
+          <w:p>
+            <w:pPr>
+              <w:spacing w:after="0"/>
+            </w:pPr>
+          </w:p>
+        </w:tc>
+        <w:tc>
+          <w:tcPr>
+            <w:tcW w:type="dxa" w:w="1474"/>
+            <w:shd w:color="auto" w:val="clear" w:fill="FFFFFF"/>
+          </w:tcPr>
+          <w:p>
+            <w:pPr>
+              <w:spacing w:after="0"/>
+              <w:jc w:val="left"/>
+            </w:pPr>
+            <w:r>
+              <w:rPr>
+                <w:b w:val="off"/>
+                <w:rFonts w:ascii="Source Sans 3" w:hAnsi="Source Sans 3" w:cs="Source Sans 3" w:eastAsia="Source Sans 3"/>
+                <w:sz w:val="20"/>
+                <w:color w:val="1F2937"/>
+              </w:rPr>
+              <w:t>产品1002</w:t>
+            </w:r>
+          </w:p>
+        </w:tc>
+        <w:tc>
+          <w:tcPr>
+            <w:tcW w:type="dxa" w:w="1474"/>
+            <w:shd w:color="auto" w:val="clear" w:fill="FFFFFF"/>
+          </w:tcPr>
+          <w:p>
+            <w:pPr>
+              <w:spacing w:after="0"/>
+              <w:jc w:val="right"/>
+            </w:pPr>
+            <w:r>
+              <w:rPr>
+                <w:b w:val="off"/>
+                <w:rFonts w:ascii="Source Sans 3" w:hAnsi="Source Sans 3" w:cs="Source Sans 3" w:eastAsia="Source Sans 3"/>
+                <w:sz w:val="20"/>
+                <w:color w:val="1F2937"/>
+              </w:rPr>
+              <w:t>7539</w:t>
+            </w:r>
+          </w:p>
+        </w:tc>
+        <w:tc>
+          <w:tcPr>
+            <w:tcW w:type="dxa" w:w="1474"/>
+            <w:shd w:color="auto" w:val="clear" w:fill="FFFFFF"/>
+          </w:tcPr>
+          <w:p>
+            <w:pPr>
+              <w:spacing w:after="0"/>
+              <w:jc w:val="right"/>
+            </w:pPr>
+            <w:r>
+              <w:rPr>
+                <w:b w:val="off"/>
+                <w:rFonts w:ascii="Source Sans 3" w:hAnsi="Source Sans 3" w:cs="Source Sans 3" w:eastAsia="Source Sans 3"/>
+                <w:sz w:val="20"/>
+                <w:color w:val="1F2937"/>
+              </w:rPr>
+              <w:t>3351</w:t>
+            </w:r>
+          </w:p>
+        </w:tc>
+        <w:tc>
+          <w:tcPr>
+            <w:tcW w:type="dxa" w:w="1474"/>
+            <w:shd w:color="auto" w:val="clear" w:fill="FFFFFF"/>
+          </w:tcPr>
+          <w:p>
+            <w:pPr>
+              <w:spacing w:after="0"/>
+              <w:jc w:val="left"/>
+            </w:pPr>
+            <w:r>
+              <w:rPr>
+                <w:b w:val="off"/>
+                <w:rFonts w:ascii="Source Sans 3" w:hAnsi="Source Sans 3" w:cs="Source Sans 3" w:eastAsia="Source Sans 3"/>
+                <w:sz w:val="20"/>
+                <w:color w:val="1F2937"/>
+              </w:rPr>
+              <w:t>0.003</w:t>
+            </w:r>
+          </w:p>
+        </w:tc>
+        <w:tc>
+          <w:tcPr>
+            <w:tcW w:type="dxa" w:w="1474"/>
+            <w:shd w:color="auto" w:val="clear" w:fill="FFFFFF"/>
+          </w:tcPr>
+          <w:p>
+            <w:pPr>
+              <w:spacing w:after="0"/>
+              <w:jc w:val="left"/>
+            </w:pPr>
+            <w:r>
+              <w:rPr>
+                <w:b w:val="off"/>
+                <w:rFonts w:ascii="Source Sans 3" w:hAnsi="Source Sans 3" w:cs="Source Sans 3" w:eastAsia="Source Sans 3"/>
+                <w:sz w:val="20"/>
+                <w:color w:val="1F2937"/>
+              </w:rPr>
+              <w:t>备注行2</w:t>
+            </w:r>
+          </w:p>
+        </w:tc>
+      </w:tr>
+      <w:tr>
+        <w:tc>
+          <w:tcPr>
+            <w:tcW w:type="dxa" w:w="1474"/>
+            <w:vMerge w:val="restart"/>
+            <w:shd w:color="auto" w:val="clear" w:fill="F8FBFF"/>
           </w:tcPr>
           <w:p>
             <w:pPr>
@@ -596,7 +730,8 @@
         <w:tc>
           <w:tcPr>
             <w:tcW w:type="dxa" w:w="1474"/>
-            <w:shd w:color="auto" w:val="clear" w:fill="FFFFFF"/>
+            <w:vMerge w:val="restart"/>
+            <w:shd w:color="auto" w:val="clear" w:fill="F8FBFF"/>
           </w:tcPr>
           <w:p>
             <w:pPr>
@@ -612,6 +747,137 @@
               </w:rPr>
               <w:t>西南</w:t>
             </w:r>
+          </w:p>
+        </w:tc>
+        <w:tc>
+          <w:tcPr>
+            <w:tcW w:type="dxa" w:w="1474"/>
+            <w:shd w:color="auto" w:val="clear" w:fill="F8FBFF"/>
+          </w:tcPr>
+          <w:p>
+            <w:pPr>
+              <w:spacing w:after="0"/>
+              <w:jc w:val="left"/>
+            </w:pPr>
+            <w:r>
+              <w:rPr>
+                <w:b w:val="off"/>
+                <w:rFonts w:ascii="Source Sans 3" w:hAnsi="Source Sans 3" w:cs="Source Sans 3" w:eastAsia="Source Sans 3"/>
+                <w:sz w:val="20"/>
+                <w:color w:val="1F2937"/>
+              </w:rPr>
+              <w:t>产品1003</w:t>
+            </w:r>
+          </w:p>
+        </w:tc>
+        <w:tc>
+          <w:tcPr>
+            <w:tcW w:type="dxa" w:w="1474"/>
+            <w:shd w:color="auto" w:val="clear" w:fill="F8FBFF"/>
+          </w:tcPr>
+          <w:p>
+            <w:pPr>
+              <w:spacing w:after="0"/>
+              <w:jc w:val="right"/>
+            </w:pPr>
+            <w:r>
+              <w:rPr>
+                <w:b w:val="off"/>
+                <w:rFonts w:ascii="Source Sans 3" w:hAnsi="Source Sans 3" w:cs="Source Sans 3" w:eastAsia="Source Sans 3"/>
+                <w:sz w:val="20"/>
+                <w:color w:val="1F2937"/>
+              </w:rPr>
+              <w:t>38725</w:t>
+            </w:r>
+          </w:p>
+        </w:tc>
+        <w:tc>
+          <w:tcPr>
+            <w:tcW w:type="dxa" w:w="1474"/>
+            <w:shd w:color="auto" w:val="clear" w:fill="F8FBFF"/>
+          </w:tcPr>
+          <w:p>
+            <w:pPr>
+              <w:spacing w:after="0"/>
+              <w:jc w:val="right"/>
+            </w:pPr>
+            <w:r>
+              <w:rPr>
+                <w:b w:val="off"/>
+                <w:rFonts w:ascii="Source Sans 3" w:hAnsi="Source Sans 3" w:cs="Source Sans 3" w:eastAsia="Source Sans 3"/>
+                <w:sz w:val="20"/>
+                <w:color w:val="1F2937"/>
+              </w:rPr>
+              <w:t>523</w:t>
+            </w:r>
+          </w:p>
+        </w:tc>
+        <w:tc>
+          <w:tcPr>
+            <w:tcW w:type="dxa" w:w="1474"/>
+            <w:shd w:color="auto" w:val="clear" w:fill="F8FBFF"/>
+          </w:tcPr>
+          <w:p>
+            <w:pPr>
+              <w:spacing w:after="0"/>
+              <w:jc w:val="left"/>
+            </w:pPr>
+            <w:r>
+              <w:rPr>
+                <w:b w:val="off"/>
+                <w:rFonts w:ascii="Source Sans 3" w:hAnsi="Source Sans 3" w:cs="Source Sans 3" w:eastAsia="Source Sans 3"/>
+                <w:sz w:val="20"/>
+                <w:color w:val="1F2937"/>
+              </w:rPr>
+              <w:t>0.055</w:t>
+            </w:r>
+          </w:p>
+        </w:tc>
+        <w:tc>
+          <w:tcPr>
+            <w:tcW w:type="dxa" w:w="1474"/>
+            <w:shd w:color="auto" w:val="clear" w:fill="F8FBFF"/>
+          </w:tcPr>
+          <w:p>
+            <w:pPr>
+              <w:spacing w:after="0"/>
+              <w:jc w:val="left"/>
+            </w:pPr>
+            <w:r>
+              <w:rPr>
+                <w:b w:val="off"/>
+                <w:rFonts w:ascii="Source Sans 3" w:hAnsi="Source Sans 3" w:cs="Source Sans 3" w:eastAsia="Source Sans 3"/>
+                <w:sz w:val="20"/>
+                <w:color w:val="1F2937"/>
+              </w:rPr>
+              <w:t>备注行3</w:t>
+            </w:r>
+          </w:p>
+        </w:tc>
+      </w:tr>
+      <w:tr>
+        <w:tc>
+          <w:tcPr>
+            <w:tcW w:type="dxa" w:w="1474"/>
+            <w:vMerge w:val="continue"/>
+            <w:shd w:color="auto" w:val="clear" w:fill="FFFFFF"/>
+          </w:tcPr>
+          <w:p>
+            <w:pPr>
+              <w:spacing w:after="0"/>
+            </w:pPr>
+          </w:p>
+        </w:tc>
+        <w:tc>
+          <w:tcPr>
+            <w:tcW w:type="dxa" w:w="1474"/>
+            <w:vMerge w:val="continue"/>
+            <w:shd w:color="auto" w:val="clear" w:fill="FFFFFF"/>
+          </w:tcPr>
+          <w:p>
+            <w:pPr>
+              <w:spacing w:after="0"/>
+            </w:pPr>
           </w:p>
         </w:tc>
         <w:tc>
